--- a/HaemophilusWeb/ReportTemplates/Sonstige - Ampi-S Imi-R v3.docx
+++ b/HaemophilusWeb/ReportTemplates/Sonstige - Ampi-S Imi-R v3.docx
@@ -2670,7 +2670,7 @@
       <w:rPr>
         <w:noProof/>
       </w:rPr>
-      <w:pict w14:anchorId="5298FD2F">
+      <w:pict w14:anchorId="1AF050F3">
         <v:shapetype id="_x0000_t75" coordsize="21600,21600" o:spt="75" o:preferrelative="t" path="m@4@5l@4@11@9@11@9@5xe" filled="f" stroked="f">
           <v:stroke joinstyle="miter"/>
           <v:formulas>
@@ -2690,7 +2690,7 @@
           <v:path o:extrusionok="f" gradientshapeok="t" o:connecttype="rect"/>
           <o:lock v:ext="edit" aspectratio="t"/>
         </v:shapetype>
-        <v:shape id="_x0000_s1098" type="#_x0000_t75" alt="ML-13135-01_DAkkS-Symbol_grau1-1" style="position:absolute;margin-left:401.25pt;margin-top:-13.1pt;width:111pt;height:63pt;z-index:2;visibility:visible;mso-wrap-style:square;mso-width-percent:0;mso-height-percent:0;mso-wrap-distance-left:9pt;mso-wrap-distance-top:0;mso-wrap-distance-right:9pt;mso-wrap-distance-bottom:0;mso-position-horizontal:absolute;mso-position-horizontal-relative:text;mso-position-vertical:absolute;mso-position-vertical-relative:text;mso-width-percent:0;mso-height-percent:0;mso-width-relative:page;mso-height-relative:page">
+        <v:shape id="Grafik 814803627" o:spid="_x0000_s1111" type="#_x0000_t75" alt="ML-13135-01_DAkkS-Symbol_grau1-1" style="position:absolute;margin-left:401.25pt;margin-top:-13.1pt;width:111pt;height:63pt;z-index:5;visibility:visible;mso-wrap-style:square;mso-width-percent:0;mso-height-percent:0;mso-wrap-distance-left:9pt;mso-wrap-distance-top:0;mso-wrap-distance-right:9pt;mso-wrap-distance-bottom:0;mso-position-horizontal:absolute;mso-position-horizontal-relative:text;mso-position-vertical:absolute;mso-position-vertical-relative:text;mso-width-percent:0;mso-height-percent:0;mso-width-relative:page;mso-height-relative:page">
           <v:imagedata r:id="rId1" o:title="ML-13135-01_DAkkS-Symbol_grau1-1"/>
         </v:shape>
       </w:pict>
@@ -2708,7 +2708,21 @@
         <w:szCs w:val="17"/>
       </w:rPr>
       <w:tab/>
-      <w:t>Befund zu</w:t>
+      <w:t xml:space="preserve">Befund </w:t>
+    </w:r>
+    <w:r>
+      <w:rPr>
+        <w:sz w:val="17"/>
+        <w:szCs w:val="17"/>
+      </w:rPr>
+      <w:t xml:space="preserve">vom {Date} </w:t>
+    </w:r>
+    <w:r>
+      <w:rPr>
+        <w:sz w:val="17"/>
+        <w:szCs w:val="17"/>
+      </w:rPr>
+      <w:t>zu</w:t>
     </w:r>
     <w:r>
       <w:rPr>
@@ -2906,7 +2920,7 @@
       <w:rPr>
         <w:noProof/>
       </w:rPr>
-      <w:pict w14:anchorId="4C0B3DBB">
+      <w:pict w14:anchorId="3FC13286">
         <v:shapetype id="_x0000_t75" coordsize="21600,21600" o:spt="75" o:preferrelative="t" path="m@4@5l@4@11@9@11@9@5xe" filled="f" stroked="f">
           <v:stroke joinstyle="miter"/>
           <v:formulas>
@@ -2926,7 +2940,7 @@
           <v:path o:extrusionok="f" gradientshapeok="t" o:connecttype="rect"/>
           <o:lock v:ext="edit" aspectratio="t"/>
         </v:shapetype>
-        <v:shape id="Grafik 3" o:spid="_x0000_s1099" type="#_x0000_t75" alt="ML-13135-01_DAkkS-Symbol_grau1-1" style="position:absolute;margin-left:401.25pt;margin-top:-13.1pt;width:111pt;height:63pt;z-index:3;visibility:visible;mso-wrap-style:square;mso-width-percent:0;mso-height-percent:0;mso-wrap-distance-left:9pt;mso-wrap-distance-top:0;mso-wrap-distance-right:9pt;mso-wrap-distance-bottom:0;mso-position-horizontal:absolute;mso-position-horizontal-relative:text;mso-position-vertical:absolute;mso-position-vertical-relative:text;mso-width-percent:0;mso-height-percent:0;mso-width-relative:page;mso-height-relative:page">
+        <v:shape id="Grafik 1073200632" o:spid="_x0000_s1110" type="#_x0000_t75" alt="ML-13135-01_DAkkS-Symbol_grau1-1" style="position:absolute;margin-left:401.25pt;margin-top:-13.1pt;width:111pt;height:63pt;z-index:4;visibility:visible;mso-wrap-style:square;mso-width-percent:0;mso-height-percent:0;mso-wrap-distance-left:9pt;mso-wrap-distance-top:0;mso-wrap-distance-right:9pt;mso-wrap-distance-bottom:0;mso-position-horizontal:absolute;mso-position-horizontal-relative:text;mso-position-vertical:absolute;mso-position-vertical-relative:text;mso-width-percent:0;mso-height-percent:0;mso-width-relative:page;mso-height-relative:page">
           <v:imagedata r:id="rId1" o:title="ML-13135-01_DAkkS-Symbol_grau1-1"/>
         </v:shape>
       </w:pict>
@@ -2944,7 +2958,21 @@
         <w:szCs w:val="17"/>
       </w:rPr>
       <w:tab/>
-      <w:t>Befund zu</w:t>
+      <w:t xml:space="preserve">Befund </w:t>
+    </w:r>
+    <w:r>
+      <w:rPr>
+        <w:sz w:val="17"/>
+        <w:szCs w:val="17"/>
+      </w:rPr>
+      <w:t xml:space="preserve">vom {Date} </w:t>
+    </w:r>
+    <w:r>
+      <w:rPr>
+        <w:sz w:val="17"/>
+        <w:szCs w:val="17"/>
+      </w:rPr>
+      <w:t>zu</w:t>
     </w:r>
     <w:r>
       <w:rPr>
@@ -3163,8 +3191,6 @@
         <w:b/>
         <w:smallCaps/>
         <w:spacing w:val="20"/>
-        <w:sz w:val="28"/>
-        <w:szCs w:val="28"/>
       </w:rPr>
     </w:pPr>
     <w:r>
@@ -3192,7 +3218,7 @@
       <w:rPr>
         <w:noProof/>
       </w:rPr>
-      <w:pict w14:anchorId="3EAA883B">
+      <w:pict w14:anchorId="282C8F1C">
         <v:shapetype id="_x0000_t75" coordsize="21600,21600" o:spt="75" o:preferrelative="t" path="m@4@5l@4@11@9@11@9@5xe" filled="f" stroked="f">
           <v:stroke joinstyle="miter"/>
           <v:formulas>
@@ -3212,7 +3238,7 @@
           <v:path o:extrusionok="f" gradientshapeok="t" o:connecttype="rect"/>
           <o:lock v:ext="edit" aspectratio="t"/>
         </v:shapetype>
-        <v:shape id="Grafik 7" o:spid="_x0000_s1097" type="#_x0000_t75" alt="nrzmhi_logo_500" style="position:absolute;margin-left:385.15pt;margin-top:2.25pt;width:63.4pt;height:63.4pt;z-index:-4;visibility:visible;mso-wrap-style:square;mso-width-percent:0;mso-height-percent:0;mso-wrap-distance-left:9pt;mso-wrap-distance-top:0;mso-wrap-distance-right:9pt;mso-wrap-distance-bottom:0;mso-position-horizontal:absolute;mso-position-horizontal-relative:text;mso-position-vertical:absolute;mso-position-vertical-relative:text;mso-width-percent:0;mso-height-percent:0;mso-width-relative:page;mso-height-relative:page">
+        <v:shape id="Grafik 1153144115" o:spid="_x0000_s1113" type="#_x0000_t75" alt="nrzmhi_logo_500" style="position:absolute;margin-left:385.15pt;margin-top:2.25pt;width:63.4pt;height:63.4pt;z-index:-1;visibility:visible;mso-wrap-style:square;mso-width-percent:0;mso-height-percent:0;mso-wrap-distance-left:9pt;mso-wrap-distance-top:0;mso-wrap-distance-right:9pt;mso-wrap-distance-bottom:0;mso-position-horizontal:absolute;mso-position-horizontal-relative:text;mso-position-vertical:absolute;mso-position-vertical-relative:text;mso-width-percent:0;mso-height-percent:0;mso-width-relative:page;mso-height-relative:page">
           <v:imagedata r:id="rId1" o:title="nrzmhi_logo_500"/>
         </v:shape>
       </w:pict>
@@ -3221,8 +3247,8 @@
       <w:rPr>
         <w:noProof/>
       </w:rPr>
-      <w:pict w14:anchorId="6B483E4E">
-        <v:shape id="Grafik 8" o:spid="_x0000_s1096" type="#_x0000_t75" alt="RKI_Logo-NRZKL-Deu_RGB-1.JPG" style="position:absolute;margin-left:449.25pt;margin-top:6.75pt;width:55pt;height:55pt;z-index:1;visibility:visible;mso-wrap-style:square;mso-width-percent:0;mso-height-percent:0;mso-wrap-distance-left:9pt;mso-wrap-distance-top:0;mso-wrap-distance-right:9pt;mso-wrap-distance-bottom:0;mso-position-horizontal:absolute;mso-position-horizontal-relative:text;mso-position-vertical:absolute;mso-position-vertical-relative:text;mso-width-percent:0;mso-height-percent:0;mso-width-relative:page;mso-height-relative:page" stroked="t" strokecolor="white">
+      <w:pict w14:anchorId="0C5A4782">
+        <v:shape id="Grafik 1986668060" o:spid="_x0000_s1112" type="#_x0000_t75" alt="RKI_Logo-NRZKL-Deu_RGB-1.JPG" style="position:absolute;margin-left:449.25pt;margin-top:6.75pt;width:55pt;height:55pt;z-index:6;visibility:visible;mso-wrap-style:square;mso-width-percent:0;mso-height-percent:0;mso-wrap-distance-left:9pt;mso-wrap-distance-top:0;mso-wrap-distance-right:9pt;mso-wrap-distance-bottom:0;mso-position-horizontal:absolute;mso-position-horizontal-relative:text;mso-position-vertical:absolute;mso-position-vertical-relative:text;mso-width-percent:0;mso-height-percent:0;mso-width-relative:page;mso-height-relative:page" stroked="t" strokecolor="white">
           <v:imagedata r:id="rId2" o:title="RKI_Logo-NRZKL-Deu_RGB-1"/>
         </v:shape>
       </w:pict>
@@ -3233,8 +3259,6 @@
         <w:b/>
         <w:smallCaps/>
         <w:spacing w:val="20"/>
-        <w:sz w:val="28"/>
-        <w:szCs w:val="28"/>
       </w:rPr>
       <w:t xml:space="preserve">Nationales Referenzzentrum für Meningokokken </w:t>
     </w:r>
@@ -3246,8 +3270,6 @@
         <w:rFonts w:ascii="Arial" w:hAnsi="Arial" w:cs="Arial"/>
         <w:smallCaps/>
         <w:spacing w:val="20"/>
-        <w:sz w:val="28"/>
-        <w:szCs w:val="28"/>
       </w:rPr>
     </w:pPr>
     <w:r>
@@ -3257,8 +3279,6 @@
         <w:smallCaps/>
         <w:noProof/>
         <w:spacing w:val="20"/>
-        <w:sz w:val="28"/>
-        <w:szCs w:val="28"/>
       </w:rPr>
       <w:t>und Haemophilus influenzae</w:t>
     </w:r>
@@ -3266,14 +3286,14 @@
   <w:p>
     <w:pPr>
       <w:rPr>
-        <w:sz w:val="22"/>
-        <w:szCs w:val="22"/>
+        <w:sz w:val="20"/>
+        <w:szCs w:val="20"/>
       </w:rPr>
     </w:pPr>
     <w:r>
       <w:rPr>
-        <w:sz w:val="22"/>
-        <w:szCs w:val="22"/>
+        <w:sz w:val="20"/>
+        <w:szCs w:val="20"/>
       </w:rPr>
       <w:t>Gesamtleitung: PD Dr. rer. nat. Heike Claus</w:t>
     </w:r>
@@ -3281,14 +3301,14 @@
   <w:p>
     <w:pPr>
       <w:rPr>
-        <w:sz w:val="12"/>
-        <w:szCs w:val="12"/>
+        <w:sz w:val="20"/>
+        <w:szCs w:val="20"/>
       </w:rPr>
     </w:pPr>
     <w:r>
       <w:rPr>
-        <w:sz w:val="22"/>
-        <w:szCs w:val="22"/>
+        <w:sz w:val="20"/>
+        <w:szCs w:val="20"/>
       </w:rPr>
       <w:t>ärztliche Leitung: PD Dr. med. Thiên-Trí Lâm</w:t>
     </w:r>
@@ -3300,6 +3320,63 @@
         <w:szCs w:val="12"/>
       </w:rPr>
     </w:pPr>
+  </w:p>
+  <w:p>
+    <w:pPr>
+      <w:rPr>
+        <w:sz w:val="12"/>
+        <w:szCs w:val="12"/>
+      </w:rPr>
+    </w:pPr>
+    <w:r>
+      <w:rPr>
+        <w:sz w:val="12"/>
+        <w:szCs w:val="12"/>
+      </w:rPr>
+      <w:t xml:space="preserve">Labor-Nr. des NRZMHi: </w:t>
+    </w:r>
+    <w:r>
+      <w:rPr>
+        <w:sz w:val="12"/>
+        <w:szCs w:val="12"/>
+      </w:rPr>
+      <w:t>{LaboratoryNumberWithPrefix}</w:t>
+    </w:r>
+    <w:r>
+      <w:rPr>
+        <w:sz w:val="12"/>
+        <w:szCs w:val="12"/>
+      </w:rPr>
+      <w:t xml:space="preserve"> · isoliert aus: {SamplingLocation} · Datum der Materialentnahme:</w:t>
+    </w:r>
+    <w:r>
+      <w:rPr>
+        <w:sz w:val="12"/>
+        <w:szCs w:val="12"/>
+      </w:rPr>
+      <w:t xml:space="preserve"> </w:t>
+    </w:r>
+    <w:r>
+      <w:rPr>
+        <w:sz w:val="12"/>
+        <w:szCs w:val="12"/>
+      </w:rPr>
+      <w:t>{SamplingDate} · Labor-Nr. des Einsenders:</w:t>
+    </w:r>
+    <w:r>
+      <w:rPr>
+        <w:sz w:val="12"/>
+        <w:szCs w:val="12"/>
+      </w:rPr>
+      <w:t xml:space="preserve"> </w:t>
+    </w:r>
+    <w:r>
+      <w:rPr>
+        <w:sz w:val="12"/>
+        <w:szCs w:val="12"/>
+      </w:rPr>
+      <w:t>{SenderLaboratoryNumber}</w:t>
+    </w:r>
   </w:p>
   <w:p>
     <w:pPr>
@@ -3377,7 +3454,7 @@
           <v:path o:extrusionok="f" gradientshapeok="t" o:connecttype="rect"/>
           <o:lock v:ext="edit" aspectratio="t"/>
         </v:shapetype>
-        <v:shape id="Grafik 1828826760" o:spid="_x0000_s1109" type="#_x0000_t75" alt="nrzmhi_logo_500" style="position:absolute;margin-left:385.15pt;margin-top:2.25pt;width:63.4pt;height:63.4pt;z-index:-1;visibility:visible;mso-wrap-style:square;mso-width-percent:0;mso-height-percent:0;mso-wrap-distance-left:9pt;mso-wrap-distance-top:0;mso-wrap-distance-right:9pt;mso-wrap-distance-bottom:0;mso-position-horizontal:absolute;mso-position-horizontal-relative:text;mso-position-vertical:absolute;mso-position-vertical-relative:text;mso-width-percent:0;mso-height-percent:0;mso-width-relative:page;mso-height-relative:page">
+        <v:shape id="Grafik 1828826760" o:spid="_x0000_s1109" type="#_x0000_t75" alt="nrzmhi_logo_500" style="position:absolute;margin-left:385.15pt;margin-top:2.25pt;width:63.4pt;height:63.4pt;z-index:-5;visibility:visible;mso-wrap-style:square;mso-width-percent:0;mso-height-percent:0;mso-wrap-distance-left:9pt;mso-wrap-distance-top:0;mso-wrap-distance-right:9pt;mso-wrap-distance-bottom:0;mso-position-horizontal:absolute;mso-position-horizontal-relative:text;mso-position-vertical:absolute;mso-position-vertical-relative:text;mso-width-percent:0;mso-height-percent:0;mso-width-relative:page;mso-height-relative:page">
           <v:imagedata r:id="rId1" o:title="nrzmhi_logo_500"/>
         </v:shape>
       </w:pict>
@@ -3387,7 +3464,7 @@
         <w:noProof/>
       </w:rPr>
       <w:pict w14:anchorId="3B4F5E27">
-        <v:shape id="Grafik 133781681" o:spid="_x0000_s1108" type="#_x0000_t75" alt="RKI_Logo-NRZKL-Deu_RGB-1.JPG" style="position:absolute;margin-left:449.25pt;margin-top:6.75pt;width:55pt;height:55pt;z-index:5;visibility:visible;mso-wrap-style:square;mso-width-percent:0;mso-height-percent:0;mso-wrap-distance-left:9pt;mso-wrap-distance-top:0;mso-wrap-distance-right:9pt;mso-wrap-distance-bottom:0;mso-position-horizontal:absolute;mso-position-horizontal-relative:text;mso-position-vertical:absolute;mso-position-vertical-relative:text;mso-width-percent:0;mso-height-percent:0;mso-width-relative:page;mso-height-relative:page" stroked="t" strokecolor="white">
+        <v:shape id="Grafik 133781681" o:spid="_x0000_s1108" type="#_x0000_t75" alt="RKI_Logo-NRZKL-Deu_RGB-1.JPG" style="position:absolute;margin-left:449.25pt;margin-top:6.75pt;width:55pt;height:55pt;z-index:1;visibility:visible;mso-wrap-style:square;mso-width-percent:0;mso-height-percent:0;mso-wrap-distance-left:9pt;mso-wrap-distance-top:0;mso-wrap-distance-right:9pt;mso-wrap-distance-bottom:0;mso-position-horizontal:absolute;mso-position-horizontal-relative:text;mso-position-vertical:absolute;mso-position-vertical-relative:text;mso-width-percent:0;mso-height-percent:0;mso-width-relative:page;mso-height-relative:page" stroked="t" strokecolor="white">
           <v:imagedata r:id="rId2" o:title="RKI_Logo-NRZKL-Deu_RGB-1"/>
         </v:shape>
       </w:pict>
@@ -3512,7 +3589,7 @@
           <v:stroke joinstyle="miter"/>
           <v:path gradientshapeok="t" o:connecttype="rect"/>
         </v:shapetype>
-        <v:shape id="Textfeld 3" o:spid="_x0000_s1107" type="#_x0000_t202" style="position:absolute;margin-left:364.1pt;margin-top:2.3pt;width:156.8pt;height:304.25pt;z-index:6;visibility:visible;mso-wrap-style:square;mso-width-percent:0;mso-height-percent:0;mso-wrap-distance-left:9pt;mso-wrap-distance-top:0;mso-wrap-distance-right:9pt;mso-wrap-distance-bottom:0;mso-position-horizontal-relative:text;mso-position-vertical-relative:text;mso-width-percent:0;mso-height-percent:0;mso-width-relative:page;mso-height-relative:page;v-text-anchor:top" o:gfxdata="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" stroked="f">
+        <v:shape id="Textfeld 3" o:spid="_x0000_s1107" type="#_x0000_t202" style="position:absolute;margin-left:364.1pt;margin-top:2.3pt;width:156.8pt;height:304.25pt;z-index:2;visibility:visible;mso-wrap-style:square;mso-width-percent:0;mso-height-percent:0;mso-wrap-distance-left:9pt;mso-wrap-distance-top:0;mso-wrap-distance-right:9pt;mso-wrap-distance-bottom:0;mso-position-horizontal-relative:text;mso-position-vertical-relative:text;mso-width-percent:0;mso-height-percent:0;mso-width-relative:page;mso-height-relative:page;v-text-anchor:top" o:gfxdata="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" stroked="f">
           <v:textbox style="mso-next-textbox:#Textfeld 3">
             <w:txbxContent>
               <w:p>

--- a/HaemophilusWeb/ReportTemplates/Sonstige - Ampi-S Imi-R v3.docx
+++ b/HaemophilusWeb/ReportTemplates/Sonstige - Ampi-S Imi-R v3.docx
@@ -3295,7 +3295,7 @@
         <w:sz w:val="20"/>
         <w:szCs w:val="20"/>
       </w:rPr>
-      <w:t>Gesamtleitung: PD Dr. rer. nat. Heike Claus</w:t>
+      <w:t xml:space="preserve">Gesamtleitung: {LabDirector}</w:t>
     </w:r>
   </w:p>
   <w:p>
@@ -3310,7 +3310,7 @@
         <w:sz w:val="20"/>
         <w:szCs w:val="20"/>
       </w:rPr>
-      <w:t>ärztliche Leitung: PD Dr. med. Thiên-Trí Lâm</w:t>
+      <w:t xml:space="preserve">ärztliche Leitung: {MedicalDirector}</w:t>
     </w:r>
   </w:p>
   <w:p>
@@ -3532,7 +3532,7 @@
         <w:sz w:val="22"/>
         <w:szCs w:val="22"/>
       </w:rPr>
-      <w:t>Gesamtleitung: PD Dr. rer. nat. Heike Claus</w:t>
+      <w:t xml:space="preserve">Gesamtleitung: {LabDirector}</w:t>
     </w:r>
   </w:p>
   <w:p>
@@ -3547,7 +3547,7 @@
         <w:sz w:val="22"/>
         <w:szCs w:val="22"/>
       </w:rPr>
-      <w:t>ärztliche Leitung: PD Dr. med. Thiên-Trí Lâm</w:t>
+      <w:t xml:space="preserve">ärztliche Leitung: {MedicalDirector}</w:t>
     </w:r>
   </w:p>
   <w:p>
@@ -3814,235 +3814,8 @@
                     <w:sz w:val="17"/>
                     <w:szCs w:val="17"/>
                   </w:rPr>
-                  <w:t>PD Dr. rer. nat. Heike Claus</w:t>
+                  <w:t xml:space="preserve">{Contacts}</w:t>
                 </w:r>
-              </w:p>
-              <w:p>
-                <w:pPr>
-                  <w:tabs>
-                    <w:tab w:val="left" w:pos="7560"/>
-                  </w:tabs>
-                  <w:ind w:right="-1368"/>
-                  <w:rPr>
-                    <w:sz w:val="17"/>
-                    <w:szCs w:val="17"/>
-                    <w:lang w:val="pl-PL"/>
-                  </w:rPr>
-                </w:pPr>
-                <w:r>
-                  <w:rPr>
-                    <w:sz w:val="17"/>
-                    <w:szCs w:val="17"/>
-                    <w:lang w:val="pl-PL"/>
-                  </w:rPr>
-                  <w:t>Telefon: 0931/31-46936</w:t>
-                </w:r>
-              </w:p>
-              <w:p>
-                <w:pPr>
-                  <w:tabs>
-                    <w:tab w:val="left" w:pos="7560"/>
-                  </w:tabs>
-                  <w:ind w:right="-1368"/>
-                  <w:rPr>
-                    <w:sz w:val="17"/>
-                    <w:szCs w:val="17"/>
-                    <w:lang w:val="pl-PL"/>
-                  </w:rPr>
-                </w:pPr>
-                <w:r>
-                  <w:rPr>
-                    <w:sz w:val="17"/>
-                    <w:szCs w:val="17"/>
-                    <w:lang w:val="pl-PL"/>
-                  </w:rPr>
-                  <w:t>heike.claus@uni-wuerzburg.de</w:t>
-                </w:r>
-              </w:p>
-              <w:p>
-                <w:pPr>
-                  <w:ind w:right="-1368"/>
-                  <w:rPr>
-                    <w:sz w:val="17"/>
-                    <w:szCs w:val="17"/>
-                    <w:lang w:val="pl-PL"/>
-                  </w:rPr>
-                </w:pPr>
-              </w:p>
-              <w:p>
-                <w:pPr>
-                  <w:ind w:right="-1368"/>
-                  <w:rPr>
-                    <w:sz w:val="17"/>
-                    <w:szCs w:val="17"/>
-                    <w:lang w:val="pl-PL"/>
-                  </w:rPr>
-                </w:pPr>
-                <w:r>
-                  <w:rPr>
-                    <w:sz w:val="17"/>
-                    <w:szCs w:val="17"/>
-                    <w:lang w:val="pl-PL"/>
-                  </w:rPr>
-                  <w:t>PD Dr. med. Thiên-Trí Lâm</w:t>
-                </w:r>
-              </w:p>
-              <w:p>
-                <w:pPr>
-                  <w:ind w:right="-1368"/>
-                  <w:rPr>
-                    <w:sz w:val="17"/>
-                    <w:szCs w:val="17"/>
-                    <w:lang w:val="pl-PL"/>
-                  </w:rPr>
-                </w:pPr>
-                <w:r>
-                  <w:rPr>
-                    <w:sz w:val="17"/>
-                    <w:szCs w:val="17"/>
-                    <w:lang w:val="pl-PL"/>
-                  </w:rPr>
-                  <w:t>Telefon: 0931/31-46737</w:t>
-                </w:r>
-              </w:p>
-              <w:p>
-                <w:pPr>
-                  <w:ind w:right="-1368"/>
-                  <w:rPr>
-                    <w:sz w:val="17"/>
-                    <w:szCs w:val="17"/>
-                    <w:lang w:val="pl-PL"/>
-                  </w:rPr>
-                </w:pPr>
-                <w:r>
-                  <w:rPr>
-                    <w:sz w:val="17"/>
-                    <w:szCs w:val="17"/>
-                    <w:lang w:val="pl-PL"/>
-                  </w:rPr>
-                  <w:t>thien-tri.lam@uni-wuerzburg.de</w:t>
-                </w:r>
-              </w:p>
-              <w:p>
-                <w:pPr>
-                  <w:tabs>
-                    <w:tab w:val="left" w:pos="7560"/>
-                  </w:tabs>
-                  <w:ind w:right="-1368"/>
-                  <w:rPr>
-                    <w:sz w:val="17"/>
-                    <w:szCs w:val="17"/>
-                    <w:lang w:val="pl-PL"/>
-                  </w:rPr>
-                </w:pPr>
-              </w:p>
-              <w:p>
-                <w:pPr>
-                  <w:tabs>
-                    <w:tab w:val="left" w:pos="7560"/>
-                  </w:tabs>
-                  <w:ind w:right="-1368"/>
-                  <w:rPr>
-                    <w:sz w:val="17"/>
-                    <w:szCs w:val="17"/>
-                    <w:lang w:val="en-GB"/>
-                  </w:rPr>
-                </w:pPr>
-                <w:r>
-                  <w:rPr>
-                    <w:sz w:val="17"/>
-                    <w:szCs w:val="17"/>
-                    <w:lang w:val="en-GB"/>
-                  </w:rPr>
-                  <w:t>Dr.</w:t>
-                </w:r>
-                <w:r>
-                  <w:rPr>
-                    <w:sz w:val="17"/>
-                    <w:szCs w:val="17"/>
-                    <w:lang w:val="en-GB"/>
-                  </w:rPr>
-                  <w:t xml:space="preserve"> </w:t>
-                </w:r>
-                <w:r>
-                  <w:rPr>
-                    <w:sz w:val="17"/>
-                    <w:szCs w:val="17"/>
-                    <w:lang w:val="en-GB"/>
-                  </w:rPr>
-                  <w:t>med. Katherina Heroth</w:t>
-                </w:r>
-              </w:p>
-              <w:p>
-                <w:pPr>
-                  <w:tabs>
-                    <w:tab w:val="left" w:pos="7560"/>
-                  </w:tabs>
-                  <w:ind w:right="-1368"/>
-                  <w:rPr>
-                    <w:sz w:val="17"/>
-                    <w:szCs w:val="17"/>
-                    <w:lang w:val="pl-PL"/>
-                  </w:rPr>
-                </w:pPr>
-                <w:r>
-                  <w:rPr>
-                    <w:sz w:val="17"/>
-                    <w:szCs w:val="17"/>
-                    <w:lang w:val="pl-PL"/>
-                  </w:rPr>
-                  <w:t>Telefon: 0931/31-81128</w:t>
-                </w:r>
-              </w:p>
-              <w:p>
-                <w:pPr>
-                  <w:tabs>
-                    <w:tab w:val="left" w:pos="7560"/>
-                  </w:tabs>
-                  <w:ind w:right="-1368"/>
-                  <w:rPr>
-                    <w:sz w:val="17"/>
-                    <w:szCs w:val="17"/>
-                    <w:lang w:val="pl-PL"/>
-                  </w:rPr>
-                </w:pPr>
-                <w:r>
-                  <w:rPr>
-                    <w:sz w:val="17"/>
-                    <w:szCs w:val="17"/>
-                    <w:lang w:val="pl-PL"/>
-                  </w:rPr>
-                  <w:t>katherina.heroth</w:t>
-                </w:r>
-                <w:r>
-                  <w:rPr>
-                    <w:sz w:val="17"/>
-                    <w:szCs w:val="17"/>
-                    <w:lang w:val="pl-PL"/>
-                  </w:rPr>
-                  <w:t>@</w:t>
-                </w:r>
-                <w:r>
-                  <w:rPr>
-                    <w:sz w:val="17"/>
-                    <w:szCs w:val="17"/>
-                    <w:lang w:val="pl-PL"/>
-                  </w:rPr>
-                  <w:t>uni-wuerzburg.de</w:t>
-                </w:r>
-              </w:p>
-              <w:p>
-                <w:pPr>
-                  <w:tabs>
-                    <w:tab w:val="left" w:pos="7560"/>
-                  </w:tabs>
-                  <w:ind w:right="-1368"/>
-                  <w:rPr>
-                    <w:sz w:val="17"/>
-                    <w:szCs w:val="17"/>
-                    <w:lang w:val="pl-PL"/>
-                  </w:rPr>
-                </w:pPr>
               </w:p>
             </w:txbxContent>
           </v:textbox>
